--- a/Menü-Galerie.docx
+++ b/Menü-Galerie.docx
@@ -20,8 +20,6 @@
         </w:rPr>
         <w:t>Menü-Galerie</w:t>
       </w:r>
-      <w:bookmarkStart w:id="0" w:name="_GoBack"/>
-      <w:bookmarkEnd w:id="0"/>
     </w:p>
     <w:p>
       <w:pPr>
@@ -202,49 +200,8 @@
           </wp:inline>
         </w:drawing>
       </w:r>
-      <w:r>
-        <w:rPr>
-          <w:rFonts w:hint="default"/>
-          <w:lang w:val="de-DE"/>
-        </w:rPr>
-        <w:drawing>
-          <wp:inline distT="0" distB="0" distL="114300" distR="114300">
-            <wp:extent cx="2216785" cy="2939415"/>
-            <wp:effectExtent l="0" t="0" r="18415" b="6985"/>
-            <wp:docPr id="6" name="Picture 6" descr="1_8"/>
-            <wp:cNvGraphicFramePr>
-              <a:graphicFrameLocks xmlns:a="http://schemas.openxmlformats.org/drawingml/2006/main" noChangeAspect="1"/>
-            </wp:cNvGraphicFramePr>
-            <a:graphic xmlns:a="http://schemas.openxmlformats.org/drawingml/2006/main">
-              <a:graphicData uri="http://schemas.openxmlformats.org/drawingml/2006/picture">
-                <pic:pic xmlns:pic="http://schemas.openxmlformats.org/drawingml/2006/picture">
-                  <pic:nvPicPr>
-                    <pic:cNvPr id="6" name="Picture 6" descr="1_8"/>
-                    <pic:cNvPicPr>
-                      <a:picLocks noChangeAspect="1"/>
-                    </pic:cNvPicPr>
-                  </pic:nvPicPr>
-                  <pic:blipFill>
-                    <a:blip r:embed="rId8"/>
-                    <a:stretch>
-                      <a:fillRect/>
-                    </a:stretch>
-                  </pic:blipFill>
-                  <pic:spPr>
-                    <a:xfrm>
-                      <a:off x="0" y="0"/>
-                      <a:ext cx="2216785" cy="2939415"/>
-                    </a:xfrm>
-                    <a:prstGeom prst="rect">
-                      <a:avLst/>
-                    </a:prstGeom>
-                  </pic:spPr>
-                </pic:pic>
-              </a:graphicData>
-            </a:graphic>
-          </wp:inline>
-        </w:drawing>
-      </w:r>
+      <w:bookmarkStart w:id="0" w:name="_GoBack"/>
+      <w:bookmarkEnd w:id="0"/>
       <w:r>
         <w:rPr>
           <w:rFonts w:hint="default"/>
@@ -268,7 +225,7 @@
                     </pic:cNvPicPr>
                   </pic:nvPicPr>
                   <pic:blipFill>
-                    <a:blip r:embed="rId9"/>
+                    <a:blip r:embed="rId8"/>
                     <a:stretch>
                       <a:fillRect/>
                     </a:stretch>
@@ -311,7 +268,7 @@
                     </pic:cNvPicPr>
                   </pic:nvPicPr>
                   <pic:blipFill>
-                    <a:blip r:embed="rId10"/>
+                    <a:blip r:embed="rId9"/>
                     <a:stretch>
                       <a:fillRect/>
                     </a:stretch>
@@ -354,7 +311,7 @@
                     </pic:cNvPicPr>
                   </pic:nvPicPr>
                   <pic:blipFill>
-                    <a:blip r:embed="rId11"/>
+                    <a:blip r:embed="rId10"/>
                     <a:stretch>
                       <a:fillRect/>
                     </a:stretch>
@@ -397,7 +354,7 @@
                     </pic:cNvPicPr>
                   </pic:nvPicPr>
                   <pic:blipFill>
-                    <a:blip r:embed="rId12"/>
+                    <a:blip r:embed="rId11"/>
                     <a:stretch>
                       <a:fillRect/>
                     </a:stretch>
@@ -440,7 +397,7 @@
                     </pic:cNvPicPr>
                   </pic:nvPicPr>
                   <pic:blipFill>
-                    <a:blip r:embed="rId13"/>
+                    <a:blip r:embed="rId12"/>
                     <a:stretch>
                       <a:fillRect/>
                     </a:stretch>
@@ -538,15 +495,6 @@
                             <a:prstClr val="black"/>
                           </a:solidFill>
                         </a:ln>
-                        <a:extLst>
-                          <a:ext uri="{909E8E84-426E-40DD-AFC4-6F175D3DCCD1}">
-                            <a14:hiddenFill xmlns:a14="http://schemas.microsoft.com/office/drawing/2010/main">
-                              <a:solidFill>
-                                <a:schemeClr val="lt1"/>
-                              </a:solidFill>
-                            </a14:hiddenFill>
-                          </a:ext>
-                        </a:extLst>
                       </wps:spPr>
                       <wps:style>
                         <a:lnRef idx="0">
@@ -653,15 +601,7 @@
                               </w:rPr>
                             </w:pPr>
                           </w:p>
-                          <w:p>
-                            <w:pPr>
-                              <w:rPr>
-                                <w14:textOutline w14:w="9525">
-                                  <w14:round/>
-                                </w14:textOutline>
-                              </w:rPr>
-                            </w:pPr>
-                          </w:p>
+                          <w:p/>
                         </w:txbxContent>
                       </wps:txbx>
                       <wps:bodyPr rot="0" spcFirstLastPara="0" vertOverflow="overflow" horzOverflow="overflow" vert="horz" wrap="square" lIns="91440" tIns="45720" rIns="91440" bIns="45720" numCol="1" spcCol="0" rtlCol="0" fromWordArt="0" anchor="t" anchorCtr="0" forceAA="0" compatLnSpc="1">
@@ -675,7 +615,7 @@
           </mc:Choice>
           <mc:Fallback>
             <w:pict>
-              <v:shape id="_x0000_s1026" o:spid="_x0000_s1026" o:spt="202" type="#_x0000_t202" style="position:absolute;left:0pt;margin-left:0.65pt;margin-top:143.8pt;height:40.8pt;width:92pt;z-index:251659264;mso-width-relative:page;mso-height-relative:page;" filled="f" stroked="t" coordsize="21600,21600" o:gfxdata="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">
+              <v:shape id="_x0000_s1026" o:spid="_x0000_s1026" o:spt="202" type="#_x0000_t202" style="position:absolute;left:0pt;margin-left:0.65pt;margin-top:143.8pt;height:40.8pt;width:92pt;z-index:251659264;mso-width-relative:page;mso-height-relative:page;" filled="f" stroked="t" coordsize="21600,21600" o:gfxdata="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">
                 <v:fill on="f" focussize="0,0"/>
                 <v:stroke weight="0.5pt" color="#000000 [3204]" joinstyle="round"/>
                 <v:imagedata o:title=""/>
@@ -771,15 +711,7 @@
                         </w:rPr>
                       </w:pPr>
                     </w:p>
-                    <w:p>
-                      <w:pPr>
-                        <w:rPr>
-                          <w14:textOutline w14:w="9525">
-                            <w14:round/>
-                          </w14:textOutline>
-                        </w:rPr>
-                      </w:pPr>
-                    </w:p>
+                    <w:p/>
                   </w:txbxContent>
                 </v:textbox>
               </v:shape>
@@ -810,7 +742,7 @@
                     </pic:cNvPicPr>
                   </pic:nvPicPr>
                   <pic:blipFill>
-                    <a:blip r:embed="rId14"/>
+                    <a:blip r:embed="rId13"/>
                     <a:stretch>
                       <a:fillRect/>
                     </a:stretch>
@@ -853,7 +785,7 @@
                     </pic:cNvPicPr>
                   </pic:nvPicPr>
                   <pic:blipFill>
-                    <a:blip r:embed="rId15"/>
+                    <a:blip r:embed="rId14"/>
                     <a:stretch>
                       <a:fillRect/>
                     </a:stretch>
